--- a/docs/SPIMS-Progress-Note.docx
+++ b/docs/SPIMS-Progress-Note.docx
@@ -81,7 +81,7 @@
           <w:sz w:val="18"/>
           <w:szCs w:val="18"/>
         </w:rPr>
-        <w:t xml:space="preserve">Version 1.4  ·  9 September 2026  ·  build current build</w:t>
+        <w:t xml:space="preserve">Version 1.5  ·  13 October 2026  ·  build current build</w:t>
       </w:r>
     </w:p>
     <w:p>
@@ -281,7 +281,7 @@
           <w:sz w:val="21"/>
           <w:szCs w:val="21"/>
         </w:rPr>
-        <w:t xml:space="preserve">Bulk upload with downloadable templates, including a project completion template.</w:t>
+        <w:t xml:space="preserve">Bulk upload with downloadable templates. A finished project can be entered from two spreadsheets — its master data and its completion record — and appears in the portfolio, on its own page and in its report, with utilisation taken from the spend the file records.</w:t>
       </w:r>
     </w:p>
     <w:p>
@@ -867,7 +867,7 @@
                 <w:sz w:val="19"/>
                 <w:szCs w:val="19"/>
               </w:rPr>
-              <w:t xml:space="preserve">Bulk upload writing to live records</w:t>
+              <w:t xml:space="preserve">Beneficiary counts and activity logs writing to live records</w:t>
             </w:r>
           </w:p>
         </w:tc>
@@ -895,7 +895,7 @@
                 <w:sz w:val="19"/>
                 <w:szCs w:val="19"/>
               </w:rPr>
-              <w:t xml:space="preserve">Seplat — rules on whether a new figure replaces or adds to a total</w:t>
+              <w:t xml:space="preserve">Seplat — rules on whether a new figure replaces or adds to a total. The other three upload types already write through</w:t>
             </w:r>
           </w:p>
         </w:tc>

--- a/docs/SPIMS-Progress-Note.docx
+++ b/docs/SPIMS-Progress-Note.docx
@@ -81,7 +81,7 @@
           <w:sz w:val="18"/>
           <w:szCs w:val="18"/>
         </w:rPr>
-        <w:t xml:space="preserve">Version 1.5  ·  13 October 2026  ·  build current build</w:t>
+        <w:t xml:space="preserve">Version 1.6  ·  13 October 2026  ·  build current build</w:t>
       </w:r>
     </w:p>
     <w:p>
@@ -262,6 +262,46 @@
           <w:szCs w:val="21"/>
         </w:rPr>
         <w:t xml:space="preserve">Programme custom fields — recurring stakeholder questions answered on the programme page, with sources.</w:t>
+      </w:r>
+    </w:p>
+    <w:p>
+      <w:pPr>
+        <w:pStyle w:val="ListParagraph"/>
+        <w:numPr>
+          <w:ilvl w:val="0"/>
+          <w:numId w:val="1"/>
+        </w:numPr>
+        <w:spacing w:after="90" w:line="290"/>
+        <w:jc w:val="left"/>
+      </w:pPr>
+      <w:r>
+        <w:rPr>
+          <w:rFonts w:ascii="Poppins" w:cs="Poppins" w:eastAsia="Poppins" w:hAnsi="Poppins"/>
+          <w:color w:val="2A2E52"/>
+          <w:sz w:val="21"/>
+          <w:szCs w:val="21"/>
+        </w:rPr>
+        <w:t xml:space="preserve">Social return on investment, calculated for every programme from its own spend and beneficiary count by the standard method, reported as a range with its assumptions shown, and marked illustrative until Seplat’s M&amp;E function agrees the four proxy values.</w:t>
+      </w:r>
+    </w:p>
+    <w:p>
+      <w:pPr>
+        <w:pStyle w:val="ListParagraph"/>
+        <w:numPr>
+          <w:ilvl w:val="0"/>
+          <w:numId w:val="1"/>
+        </w:numPr>
+        <w:spacing w:after="90" w:line="290"/>
+        <w:jc w:val="left"/>
+      </w:pPr>
+      <w:r>
+        <w:rPr>
+          <w:rFonts w:ascii="Poppins" w:cs="Poppins" w:eastAsia="Poppins" w:hAnsi="Poppins"/>
+          <w:color w:val="2A2E52"/>
+          <w:sz w:val="21"/>
+          <w:szCs w:val="21"/>
+        </w:rPr>
+        <w:t xml:space="preserve">Every project page states how complete its record is and which spreadsheet column fills each gap.</w:t>
       </w:r>
     </w:p>
     <w:p>
@@ -925,7 +965,7 @@
                 <w:sz w:val="19"/>
                 <w:szCs w:val="19"/>
               </w:rPr>
-              <w:t xml:space="preserve">Live SROI calculation</w:t>
+              <w:t xml:space="preserve">Social return figures becoming externally reportable</w:t>
             </w:r>
           </w:p>
         </w:tc>
@@ -953,7 +993,7 @@
                 <w:sz w:val="19"/>
                 <w:szCs w:val="19"/>
               </w:rPr>
-              <w:t xml:space="preserve">Seplat M&amp;E — validation of the financial proxies</w:t>
+              <w:t xml:space="preserve">Seplat M&amp;E — agreement on what a year of each outcome is worth. The calculation is built and running</w:t>
             </w:r>
           </w:p>
         </w:tc>

--- a/docs/SPIMS-Progress-Note.docx
+++ b/docs/SPIMS-Progress-Note.docx
@@ -81,7 +81,7 @@
           <w:sz w:val="18"/>
           <w:szCs w:val="18"/>
         </w:rPr>
-        <w:t xml:space="preserve">Version 1.6  ·  13 October 2026  ·  build current build</w:t>
+        <w:t xml:space="preserve">Version 1.7  ·  13 October 2026  ·  build current build</w:t>
       </w:r>
     </w:p>
     <w:p>
@@ -262,6 +262,26 @@
           <w:szCs w:val="21"/>
         </w:rPr>
         <w:t xml:space="preserve">Programme custom fields — recurring stakeholder questions answered on the programme page, with sources.</w:t>
+      </w:r>
+    </w:p>
+    <w:p>
+      <w:pPr>
+        <w:pStyle w:val="ListParagraph"/>
+        <w:numPr>
+          <w:ilvl w:val="0"/>
+          <w:numId w:val="1"/>
+        </w:numPr>
+        <w:spacing w:after="90" w:line="290"/>
+        <w:jc w:val="left"/>
+      </w:pPr>
+      <w:r>
+        <w:rPr>
+          <w:rFonts w:ascii="Poppins" w:cs="Poppins" w:eastAsia="Poppins" w:hAnsi="Poppins"/>
+          <w:color w:val="2A2E52"/>
+          <w:sz w:val="21"/>
+          <w:szCs w:val="21"/>
+        </w:rPr>
+        <w:t xml:space="preserve">Executive dashboard figures are all calculated from the recorded portfolio — investment, reach and impact, spend by pillar and state, who benefited, delivery risk and target progress. Compliance and community satisfaction are no longer shown as numbers: nothing feeds them, so the screen names what would have to be connected.</w:t>
       </w:r>
     </w:p>
     <w:p>
